--- a/RFI-Docs/RFA Summary-30Oct2023-v2.docx
+++ b/RFI-Docs/RFA Summary-30Oct2023-v2.docx
@@ -4,33 +4,143 @@
   <w:body>
     <w:p>
       <w:pPr>
+        <w:jc w:val="left"/>
+      </w:pPr>
+      <w:r>
+        <w:rPr>
+          <w:color w:val="646464"/>
+          <w:sz w:val="18"/>
+        </w:rPr>
+        <w:t>Document: RFA Summary-30Oct2023-v2.docx</w:t>
+      </w:r>
+    </w:p>
+    <w:p>
+      <w:pPr>
+        <w:jc w:val="left"/>
+      </w:pPr>
+      <w:r>
+        <w:rPr>
+          <w:color w:val="646464"/>
+          <w:sz w:val="18"/>
+        </w:rPr>
+        <w:t>Title: October 2023: Request for Proposals – Psychedelics for Mental Health Conditions Summary</w:t>
+      </w:r>
+    </w:p>
+    <w:p>
+      <w:pPr>
+        <w:jc w:val="left"/>
+      </w:pPr>
+      <w:r>
+        <w:rPr>
+          <w:color w:val="646464"/>
+          <w:sz w:val="18"/>
+        </w:rPr>
+        <w:t>Topic: Psychedelics | Type: RFAs and Research</w:t>
+      </w:r>
+    </w:p>
+    <w:p>
+      <w:pPr>
+        <w:jc w:val="left"/>
+      </w:pPr>
+      <w:r>
+        <w:rPr>
+          <w:color w:val="646464"/>
+          <w:sz w:val="18"/>
+        </w:rPr>
+        <w:t>Created: 2024-04-02 | By: Bartlinski, David</w:t>
+      </w:r>
+    </w:p>
+    <w:p>
+      <w:pPr>
+        <w:jc w:val="left"/>
+      </w:pPr>
+      <w:r>
+        <w:rPr>
+          <w:color w:val="646464"/>
+          <w:sz w:val="18"/>
+        </w:rPr>
+        <w:t>Modified: 2024-07-19 | By: Richman, Michael (VACO)</w:t>
+      </w:r>
+    </w:p>
+    <w:p>
+      <w:pPr>
+        <w:jc w:val="left"/>
+      </w:pPr>
+      <w:r>
+        <w:rPr>
+          <w:color w:val="C8C8C8"/>
+          <w:sz w:val="16"/>
+        </w:rPr>
+        <w:t>────────────────────────────────────────────────────────────────────────────────</w:t>
+      </w:r>
+    </w:p>
+    <w:p>
+      <w:pPr>
+        <w:jc w:val="left"/>
+      </w:pPr>
+      <w:r/>
+    </w:p>
+    <w:p>
+      <w:pPr>
+        <w:jc w:val="left"/>
+      </w:pPr>
+      <w:r>
+        <w:rPr>
+          <w:color w:val="646464"/>
+          <w:sz w:val="18"/>
+        </w:rPr>
+        <w:t>Topic: Psychedelics | Type: RFAs and Research</w:t>
+      </w:r>
+    </w:p>
+    <w:p>
+      <w:pPr>
+        <w:jc w:val="left"/>
+      </w:pPr>
+      <w:r>
+        <w:rPr>
+          <w:color w:val="646464"/>
+          <w:sz w:val="18"/>
+        </w:rPr>
+        <w:t>Created: 2024-04-02 | By: Bartlinski, David</w:t>
+      </w:r>
+    </w:p>
+    <w:p>
+      <w:pPr>
+        <w:jc w:val="left"/>
+      </w:pPr>
+      <w:r>
+        <w:rPr>
+          <w:color w:val="646464"/>
+          <w:sz w:val="18"/>
+        </w:rPr>
+        <w:t>Modified: 2024-07-19 | By: Richman, Michael (VACO)</w:t>
+      </w:r>
+    </w:p>
+    <w:p>
+      <w:pPr>
+        <w:spacing w:line="300" w:lineRule="exact"/>
+        <w:jc w:val="left"/>
+        <w:rPr>
+          <w:rStyle w:val="Emphasis"/>
+        </w:rPr>
+      </w:pPr>
+      <w:r>
+        <w:rPr>
+          <w:color w:val="C8C8C8"/>
+          <w:sz w:val="16"/>
+        </w:rPr>
+        <w:t>────────────────────────────────────────────────────────────────────────────────</w:t>
+      </w:r>
+    </w:p>
+    <w:p>
+      <w:pPr>
         <w:spacing w:line="300" w:lineRule="exact"/>
         <w:jc w:val="center"/>
         <w:rPr>
           <w:rStyle w:val="Emphasis"/>
         </w:rPr>
       </w:pPr>
-      <w:r>
-        <w:rPr>
-          <w:rStyle w:val="Emphasis"/>
-        </w:rPr>
-        <w:t>Request for Proposals – Psychedelics for Mental Health Conditions</w:t>
-      </w:r>
-    </w:p>
-    <w:p>
-      <w:pPr>
-        <w:spacing w:line="300" w:lineRule="exact"/>
-        <w:jc w:val="center"/>
-        <w:rPr>
-          <w:rStyle w:val="Emphasis"/>
-        </w:rPr>
-      </w:pPr>
-      <w:r>
-        <w:rPr>
-          <w:rStyle w:val="Emphasis"/>
-        </w:rPr>
-        <w:t>Summary</w:t>
-      </w:r>
+      <w:r/>
     </w:p>
     <w:p>
       <w:pPr>
